--- a/doc/模拟&单线调试.docx
+++ b/doc/模拟&单线调试.docx
@@ -48,7 +48,16 @@
           <w:rFonts w:hint="eastAsia"/>
           <w:lang w:val="en-US" w:eastAsia="zh-CN"/>
         </w:rPr>
-        <w:t>在客户端录入点位信息，录入完毕后将IP地址为127.0.0.1。</w:t>
+        <w:t>在客户端录入点位信息，录入完毕后将录入的点位</w:t>
+      </w:r>
+      <w:bookmarkStart w:id="0" w:name="_GoBack"/>
+      <w:bookmarkEnd w:id="0"/>
+      <w:r>
+        <w:rPr>
+          <w:rFonts w:hint="eastAsia"/>
+          <w:lang w:val="en-US" w:eastAsia="zh-CN"/>
+        </w:rPr>
+        <w:t>IP地址为127.0.0.1。</w:t>
       </w:r>
     </w:p>
     <w:p>
@@ -286,7 +295,6 @@
           <w:lang w:val="en-US" w:eastAsia="zh-CN" w:bidi="ar-SA"/>
         </w:rPr>
       </w:pPr>
-      <w:bookmarkStart w:id="0" w:name="_GoBack"/>
       <w:r>
         <w:rPr>
           <w:rFonts w:hint="eastAsia" w:asciiTheme="minorHAnsi" w:hAnsiTheme="minorHAnsi" w:eastAsiaTheme="minorEastAsia" w:cstheme="minorBidi"/>
@@ -298,7 +306,6 @@
         <w:t>在模拟测试里配置真实的地址信息，连接plc后可按上述调试测试。</w:t>
       </w:r>
     </w:p>
-    <w:bookmarkEnd w:id="0"/>
     <w:p>
       <w:pPr>
         <w:pStyle w:val="5"/>
